--- a/00-首页/题组Word/习题书/第一篇-化学原理/6-化学基础与计量-学生版-打印版.docx
+++ b/00-首页/题组Word/习题书/第一篇-化学原理/6-化学基础与计量-学生版-打印版.docx
@@ -1641,811 +1641,6 @@
     <w:p>
       <w:pPr>
         <w:pStyle w:val="BodyText"/>
-      </w:pPr>
-      <m:oMathPara>
-        <m:oMathParaPr>
-          <m:jc m:val="center"/>
-          <m:ctrlPr>
-            <w:rPr>
-              <w:sz w:val="28"/>
-              <w:szCs w:val="28"/>
-            </w:rPr>
-          </m:ctrlPr>
-        </m:oMathParaPr>
-        <m:oMath>
-          <m:r>
-            <m:rPr>
-              <m:sty m:val="p"/>
-            </m:rPr>
-            <m:t>①</m:t>
-          </m:r>
-          <m:r>
-            <m:t> </m:t>
-          </m:r>
-          <m:sSubSup>
-            <m:e>
-              <m:r>
-                <m:t>​</m:t>
-              </m:r>
-            </m:e>
-            <m:sub>
-              <m:r>
-                <m:t>1</m:t>
-              </m:r>
-            </m:sub>
-            <m:sup>
-              <m:r>
-                <m:t>1</m:t>
-              </m:r>
-            </m:sup>
-          </m:sSubSup>
-          <m:r>
-            <m:rPr>
-              <m:sty m:val="p"/>
-            </m:rPr>
-            <m:t>H</m:t>
-          </m:r>
-          <m:r>
-            <m:rPr>
-              <m:sty m:val="p"/>
-            </m:rPr>
-            <m:t>+</m:t>
-          </m:r>
-          <m:sSubSup>
-            <m:e>
-              <m:r>
-                <m:t>​</m:t>
-              </m:r>
-            </m:e>
-            <m:sub>
-              <m:r>
-                <m:t>6</m:t>
-              </m:r>
-            </m:sub>
-            <m:sup>
-              <m:r>
-                <m:t>12</m:t>
-              </m:r>
-            </m:sup>
-          </m:sSubSup>
-          <m:r>
-            <m:rPr>
-              <m:sty m:val="p"/>
-            </m:rPr>
-            <m:t>C</m:t>
-          </m:r>
-          <m:r>
-            <m:rPr>
-              <m:sty m:val="p"/>
-            </m:rPr>
-            <m:t>→</m:t>
-          </m:r>
-          <m:sSubSup>
-            <m:e>
-              <m:r>
-                <m:t>​</m:t>
-              </m:r>
-            </m:e>
-            <m:sub>
-              <m:r>
-                <m:t>7</m:t>
-              </m:r>
-            </m:sub>
-            <m:sup>
-              <m:r>
-                <m:t>13</m:t>
-              </m:r>
-            </m:sup>
-          </m:sSubSup>
-          <m:r>
-            <m:rPr>
-              <m:sty m:val="p"/>
-            </m:rPr>
-            <m:t>N</m:t>
-          </m:r>
-          <m:r>
-            <m:t>  </m:t>
-          </m:r>
-          <m:r>
-            <m:rPr>
-              <m:sty m:val="p"/>
-            </m:rPr>
-            <m:t>②</m:t>
-          </m:r>
-          <m:r>
-            <m:t> </m:t>
-          </m:r>
-          <m:sSubSup>
-            <m:e>
-              <m:r>
-                <m:t>​</m:t>
-              </m:r>
-            </m:e>
-            <m:sub>
-              <m:r>
-                <m:t>7</m:t>
-              </m:r>
-            </m:sub>
-            <m:sup>
-              <m:r>
-                <m:t>13</m:t>
-              </m:r>
-            </m:sup>
-          </m:sSubSup>
-          <m:r>
-            <m:rPr>
-              <m:sty m:val="p"/>
-            </m:rPr>
-            <m:t>N</m:t>
-          </m:r>
-          <m:r>
-            <m:rPr>
-              <m:sty m:val="p"/>
-            </m:rPr>
-            <m:t>→</m:t>
-          </m:r>
-          <m:sSubSup>
-            <m:e>
-              <m:r>
-                <m:t>​</m:t>
-              </m:r>
-            </m:e>
-            <m:sub>
-              <m:r>
-                <m:t>y</m:t>
-              </m:r>
-            </m:sub>
-            <m:sup>
-              <m:r>
-                <m:t>x</m:t>
-              </m:r>
-            </m:sup>
-          </m:sSubSup>
-          <m:r>
-            <m:rPr>
-              <m:sty m:val="p"/>
-            </m:rPr>
-            <m:t>C</m:t>
-          </m:r>
-          <m:r>
-            <m:rPr>
-              <m:sty m:val="p"/>
-            </m:rPr>
-            <m:t>+</m:t>
-          </m:r>
-          <m:sSup>
-            <m:e>
-              <m:r>
-                <m:rPr>
-                  <m:sty m:val="p"/>
-                </m:rPr>
-                <m:t>e</m:t>
-              </m:r>
-            </m:e>
-            <m:sup>
-              <m:r>
-                <m:rPr>
-                  <m:sty m:val="p"/>
-                </m:rPr>
-                <m:t>+</m:t>
-              </m:r>
-            </m:sup>
-          </m:sSup>
-          <m:r>
-            <m:rPr>
-              <m:sty m:val="p"/>
-            </m:rPr>
-            <m:t>+</m:t>
-          </m:r>
-          <m:sSub>
-            <m:e>
-              <m:r>
-                <m:rPr>
-                  <m:sty m:val="p"/>
-                </m:rPr>
-                <m:t>v</m:t>
-              </m:r>
-            </m:e>
-            <m:sub>
-              <m:r>
-                <m:rPr>
-                  <m:sty m:val="p"/>
-                </m:rPr>
-                <m:t>e</m:t>
-              </m:r>
-            </m:sub>
-          </m:sSub>
-          <m:r>
-            <m:t>  </m:t>
-          </m:r>
-          <m:r>
-            <m:rPr>
-              <m:sty m:val="p"/>
-            </m:rPr>
-            <m:t>③</m:t>
-          </m:r>
-          <m:r>
-            <m:t> </m:t>
-          </m:r>
-          <m:sSubSup>
-            <m:e>
-              <m:r>
-                <m:t>​</m:t>
-              </m:r>
-            </m:e>
-            <m:sub>
-              <m:r>
-                <m:t>1</m:t>
-              </m:r>
-            </m:sub>
-            <m:sup>
-              <m:r>
-                <m:t>1</m:t>
-              </m:r>
-            </m:sup>
-          </m:sSubSup>
-          <m:r>
-            <m:rPr>
-              <m:sty m:val="p"/>
-            </m:rPr>
-            <m:t>H</m:t>
-          </m:r>
-          <m:r>
-            <m:rPr>
-              <m:sty m:val="p"/>
-            </m:rPr>
-            <m:t>+</m:t>
-          </m:r>
-          <m:sSubSup>
-            <m:e>
-              <m:r>
-                <m:t>​</m:t>
-              </m:r>
-            </m:e>
-            <m:sub>
-              <m:r>
-                <m:t>y</m:t>
-              </m:r>
-            </m:sub>
-            <m:sup>
-              <m:r>
-                <m:t>x</m:t>
-              </m:r>
-            </m:sup>
-          </m:sSubSup>
-          <m:r>
-            <m:rPr>
-              <m:sty m:val="p"/>
-            </m:rPr>
-            <m:t>C</m:t>
-          </m:r>
-          <m:r>
-            <m:rPr>
-              <m:sty m:val="p"/>
-            </m:rPr>
-            <m:t>→</m:t>
-          </m:r>
-          <m:sSubSup>
-            <m:e>
-              <m:r>
-                <m:t>​</m:t>
-              </m:r>
-            </m:e>
-            <m:sub>
-              <m:sSup>
-                <m:e>
-                  <m:r>
-                    <m:t>y</m:t>
-                  </m:r>
-                </m:e>
-                <m:sup>
-                  <m:r>
-                    <m:rPr>
-                      <m:sty m:val="p"/>
-                    </m:rPr>
-                    <m:t>′</m:t>
-                  </m:r>
-                </m:sup>
-              </m:sSup>
-            </m:sub>
-            <m:sup>
-              <m:sSup>
-                <m:e>
-                  <m:r>
-                    <m:t>x</m:t>
-                  </m:r>
-                </m:e>
-                <m:sup>
-                  <m:r>
-                    <m:rPr>
-                      <m:sty m:val="p"/>
-                    </m:rPr>
-                    <m:t>′</m:t>
-                  </m:r>
-                </m:sup>
-              </m:sSup>
-            </m:sup>
-          </m:sSubSup>
-          <m:r>
-            <m:rPr>
-              <m:sty m:val="p"/>
-            </m:rPr>
-            <m:t>N</m:t>
-          </m:r>
-        </m:oMath>
-      </m:oMathPara>
-    </w:p>
-    <w:p>
-      <w:pPr>
-        <w:pStyle w:val="FirstParagraph"/>
-      </w:pPr>
-      <m:oMathPara>
-        <m:oMathParaPr>
-          <m:jc m:val="center"/>
-          <m:ctrlPr>
-            <w:rPr>
-              <w:sz w:val="28"/>
-              <w:szCs w:val="28"/>
-            </w:rPr>
-          </m:ctrlPr>
-        </m:oMathParaPr>
-        <m:oMath>
-          <m:r>
-            <m:rPr>
-              <m:sty m:val="p"/>
-            </m:rPr>
-            <m:t>④</m:t>
-          </m:r>
-          <m:r>
-            <m:t> </m:t>
-          </m:r>
-          <m:sSubSup>
-            <m:e>
-              <m:r>
-                <m:t>​</m:t>
-              </m:r>
-            </m:e>
-            <m:sub>
-              <m:r>
-                <m:t>1</m:t>
-              </m:r>
-            </m:sub>
-            <m:sup>
-              <m:r>
-                <m:t>1</m:t>
-              </m:r>
-            </m:sup>
-          </m:sSubSup>
-          <m:r>
-            <m:rPr>
-              <m:sty m:val="p"/>
-            </m:rPr>
-            <m:t>H</m:t>
-          </m:r>
-          <m:r>
-            <m:rPr>
-              <m:sty m:val="p"/>
-            </m:rPr>
-            <m:t>+</m:t>
-          </m:r>
-          <m:sSubSup>
-            <m:e>
-              <m:r>
-                <m:t>​</m:t>
-              </m:r>
-            </m:e>
-            <m:sub>
-              <m:sSup>
-                <m:e>
-                  <m:r>
-                    <m:t>y</m:t>
-                  </m:r>
-                </m:e>
-                <m:sup>
-                  <m:r>
-                    <m:rPr>
-                      <m:sty m:val="p"/>
-                    </m:rPr>
-                    <m:t>′</m:t>
-                  </m:r>
-                </m:sup>
-              </m:sSup>
-            </m:sub>
-            <m:sup>
-              <m:sSup>
-                <m:e>
-                  <m:r>
-                    <m:t>x</m:t>
-                  </m:r>
-                </m:e>
-                <m:sup>
-                  <m:r>
-                    <m:rPr>
-                      <m:sty m:val="p"/>
-                    </m:rPr>
-                    <m:t>′</m:t>
-                  </m:r>
-                </m:sup>
-              </m:sSup>
-            </m:sup>
-          </m:sSubSup>
-          <m:r>
-            <m:rPr>
-              <m:sty m:val="p"/>
-            </m:rPr>
-            <m:t>N</m:t>
-          </m:r>
-          <m:r>
-            <m:rPr>
-              <m:sty m:val="p"/>
-            </m:rPr>
-            <m:t>→</m:t>
-          </m:r>
-          <m:sSubSup>
-            <m:e>
-              <m:r>
-                <m:t>​</m:t>
-              </m:r>
-            </m:e>
-            <m:sub>
-              <m:sSup>
-                <m:e>
-                  <m:r>
-                    <m:t>y</m:t>
-                  </m:r>
-                </m:e>
-                <m:sup>
-                  <m:r>
-                    <m:rPr>
-                      <m:sty m:val="p"/>
-                    </m:rPr>
-                    <m:t>″</m:t>
-                  </m:r>
-                </m:sup>
-              </m:sSup>
-            </m:sub>
-            <m:sup>
-              <m:sSup>
-                <m:e>
-                  <m:r>
-                    <m:t>x</m:t>
-                  </m:r>
-                </m:e>
-                <m:sup>
-                  <m:r>
-                    <m:rPr>
-                      <m:sty m:val="p"/>
-                    </m:rPr>
-                    <m:t>″</m:t>
-                  </m:r>
-                </m:sup>
-              </m:sSup>
-            </m:sup>
-          </m:sSubSup>
-          <m:r>
-            <m:rPr>
-              <m:sty m:val="p"/>
-            </m:rPr>
-            <m:t>O</m:t>
-          </m:r>
-          <m:r>
-            <m:t>  </m:t>
-          </m:r>
-          <m:r>
-            <m:rPr>
-              <m:sty m:val="p"/>
-            </m:rPr>
-            <m:t>⑤</m:t>
-          </m:r>
-          <m:r>
-            <m:t> </m:t>
-          </m:r>
-          <m:sSubSup>
-            <m:e>
-              <m:r>
-                <m:t>​</m:t>
-              </m:r>
-            </m:e>
-            <m:sub>
-              <m:sSup>
-                <m:e>
-                  <m:r>
-                    <m:t>y</m:t>
-                  </m:r>
-                </m:e>
-                <m:sup>
-                  <m:r>
-                    <m:rPr>
-                      <m:sty m:val="p"/>
-                    </m:rPr>
-                    <m:t>″</m:t>
-                  </m:r>
-                </m:sup>
-              </m:sSup>
-            </m:sub>
-            <m:sup>
-              <m:sSup>
-                <m:e>
-                  <m:r>
-                    <m:t>x</m:t>
-                  </m:r>
-                </m:e>
-                <m:sup>
-                  <m:r>
-                    <m:rPr>
-                      <m:sty m:val="p"/>
-                    </m:rPr>
-                    <m:t>″</m:t>
-                  </m:r>
-                </m:sup>
-              </m:sSup>
-            </m:sup>
-          </m:sSubSup>
-          <m:r>
-            <m:rPr>
-              <m:sty m:val="p"/>
-            </m:rPr>
-            <m:t>O</m:t>
-          </m:r>
-          <m:r>
-            <m:rPr>
-              <m:sty m:val="p"/>
-            </m:rPr>
-            <m:t>→</m:t>
-          </m:r>
-          <m:sSubSup>
-            <m:e>
-              <m:r>
-                <m:t>​</m:t>
-              </m:r>
-            </m:e>
-            <m:sub>
-              <m:sSup>
-                <m:e>
-                  <m:r>
-                    <m:t>y</m:t>
-                  </m:r>
-                </m:e>
-                <m:sup>
-                  <m:r>
-                    <m:rPr>
-                      <m:sty m:val="p"/>
-                    </m:rPr>
-                    <m:t>″</m:t>
-                  </m:r>
-                </m:sup>
-              </m:sSup>
-            </m:sub>
-            <m:sup>
-              <m:sSup>
-                <m:e>
-                  <m:r>
-                    <m:t>x</m:t>
-                  </m:r>
-                </m:e>
-                <m:sup>
-                  <m:r>
-                    <m:rPr>
-                      <m:sty m:val="p"/>
-                    </m:rPr>
-                    <m:t>″</m:t>
-                  </m:r>
-                </m:sup>
-              </m:sSup>
-            </m:sup>
-          </m:sSubSup>
-          <m:r>
-            <m:rPr>
-              <m:sty m:val="p"/>
-            </m:rPr>
-            <m:t>N</m:t>
-          </m:r>
-          <m:r>
-            <m:rPr>
-              <m:sty m:val="p"/>
-            </m:rPr>
-            <m:t>+</m:t>
-          </m:r>
-          <m:sSup>
-            <m:e>
-              <m:r>
-                <m:rPr>
-                  <m:sty m:val="p"/>
-                </m:rPr>
-                <m:t>e</m:t>
-              </m:r>
-            </m:e>
-            <m:sup>
-              <m:r>
-                <m:rPr>
-                  <m:sty m:val="p"/>
-                </m:rPr>
-                <m:t>+</m:t>
-              </m:r>
-            </m:sup>
-          </m:sSup>
-          <m:r>
-            <m:rPr>
-              <m:sty m:val="p"/>
-            </m:rPr>
-            <m:t>+</m:t>
-          </m:r>
-          <m:sSub>
-            <m:e>
-              <m:r>
-                <m:rPr>
-                  <m:sty m:val="p"/>
-                </m:rPr>
-                <m:t>v</m:t>
-              </m:r>
-            </m:e>
-            <m:sub>
-              <m:r>
-                <m:rPr>
-                  <m:sty m:val="p"/>
-                </m:rPr>
-                <m:t>e</m:t>
-              </m:r>
-            </m:sub>
-          </m:sSub>
-          <m:r>
-            <m:t>  </m:t>
-          </m:r>
-          <m:r>
-            <m:rPr>
-              <m:sty m:val="p"/>
-            </m:rPr>
-            <m:t>⑥</m:t>
-          </m:r>
-          <m:r>
-            <m:t> </m:t>
-          </m:r>
-          <m:sSubSup>
-            <m:e>
-              <m:r>
-                <m:t>​</m:t>
-              </m:r>
-            </m:e>
-            <m:sub>
-              <m:r>
-                <m:t>1</m:t>
-              </m:r>
-            </m:sub>
-            <m:sup>
-              <m:r>
-                <m:t>1</m:t>
-              </m:r>
-            </m:sup>
-          </m:sSubSup>
-          <m:r>
-            <m:rPr>
-              <m:sty m:val="p"/>
-            </m:rPr>
-            <m:t>H</m:t>
-          </m:r>
-          <m:r>
-            <m:rPr>
-              <m:sty m:val="p"/>
-            </m:rPr>
-            <m:t>+</m:t>
-          </m:r>
-          <m:sSubSup>
-            <m:e>
-              <m:r>
-                <m:t>​</m:t>
-              </m:r>
-            </m:e>
-            <m:sub>
-              <m:sSup>
-                <m:e>
-                  <m:r>
-                    <m:t>y</m:t>
-                  </m:r>
-                </m:e>
-                <m:sup>
-                  <m:r>
-                    <m:rPr>
-                      <m:sty m:val="p"/>
-                    </m:rPr>
-                    <m:t>″</m:t>
-                  </m:r>
-                </m:sup>
-              </m:sSup>
-            </m:sub>
-            <m:sup>
-              <m:sSup>
-                <m:e>
-                  <m:r>
-                    <m:t>x</m:t>
-                  </m:r>
-                </m:e>
-                <m:sup>
-                  <m:r>
-                    <m:rPr>
-                      <m:sty m:val="p"/>
-                    </m:rPr>
-                    <m:t>″</m:t>
-                  </m:r>
-                </m:sup>
-              </m:sSup>
-            </m:sup>
-          </m:sSubSup>
-          <m:r>
-            <m:rPr>
-              <m:sty m:val="p"/>
-            </m:rPr>
-            <m:t>N</m:t>
-          </m:r>
-          <m:r>
-            <m:rPr>
-              <m:sty m:val="p"/>
-            </m:rPr>
-            <m:t>→</m:t>
-          </m:r>
-          <m:sSubSup>
-            <m:e>
-              <m:r>
-                <m:t>​</m:t>
-              </m:r>
-            </m:e>
-            <m:sub>
-              <m:r>
-                <m:t>6</m:t>
-              </m:r>
-            </m:sub>
-            <m:sup>
-              <m:r>
-                <m:t>12</m:t>
-              </m:r>
-            </m:sup>
-          </m:sSubSup>
-          <m:r>
-            <m:rPr>
-              <m:sty m:val="p"/>
-            </m:rPr>
-            <m:t>C</m:t>
-          </m:r>
-          <m:r>
-            <m:rPr>
-              <m:sty m:val="p"/>
-            </m:rPr>
-            <m:t>+</m:t>
-          </m:r>
-          <m:sSubSup>
-            <m:e>
-              <m:r>
-                <m:t>​</m:t>
-              </m:r>
-            </m:e>
-            <m:sub>
-              <m:r>
-                <m:t>2</m:t>
-              </m:r>
-            </m:sub>
-            <m:sup>
-              <m:r>
-                <m:t>4</m:t>
-              </m:r>
-            </m:sup>
-          </m:sSubSup>
-          <m:r>
-            <m:rPr>
-              <m:sty m:val="p"/>
-            </m:rPr>
-            <m:t>H</m:t>
-          </m:r>
-          <m:r>
-            <m:rPr>
-              <m:sty m:val="p"/>
-            </m:rPr>
-            <m:t>e</m:t>
-          </m:r>
-        </m:oMath>
-      </m:oMathPara>
-    </w:p>
-    <w:p>
-      <w:pPr>
-        <w:pStyle w:val="FirstParagraph"/>
       </w:pPr>
       <w:r>
         <w:rPr>
@@ -5033,7 +4228,7 @@
         <w:color w:val="000000"/>
         <w:sz w:val="18"/>
       </w:rPr>
-      <w:t>第一篇 化学原理 · 第6章 化学基础与计量</w:t>
+      <w:t>第一篇 化学原理 · 第6章 化学基础与计量-学生版</w:t>
     </w:r>
   </w:p>
 </w:hdr>
